--- a/templates/prestacion-juridica-comision.docx
+++ b/templates/prestacion-juridica-comision.docx
@@ -4017,7 +4017,7 @@
                                 <w:sz w:val="20"/>
                                 <w:szCs w:val="20"/>
                               </w:rPr>
-                              <w:t>AUTOCOR-AUTOPLAZA S.A.S</w:t>
+                              <w:t>{INTERMEDIARIO_FIRMA}</w:t>
                             </w:r>
                           </w:p>
                         </w:txbxContent>
@@ -4090,7 +4090,7 @@
                           <w:sz w:val="20"/>
                           <w:szCs w:val="20"/>
                         </w:rPr>
-                        <w:t>AUTOCOR-AUTOPLAZA S.A.S</w:t>
+                        <w:t>{INTERMEDIARIO_FIRMA}</w:t>
                       </w:r>
                     </w:p>
                   </w:txbxContent>
